--- a/docs/customer-documents/orgcomp-series/federal-orgcomp-conmon-gap-roadmap.docx
+++ b/docs/customer-documents/orgcomp-series/federal-orgcomp-conmon-gap-roadmap.docx
@@ -2,13 +2,13 @@
 <file path=word/document.xml><?xml version="1.0" encoding="utf-8"?>
 <w:document xmlns:w="http://schemas.openxmlformats.org/wordprocessingml/2006/main" xmlns:m="http://schemas.openxmlformats.org/officeDocument/2006/math" xmlns:r="http://schemas.openxmlformats.org/officeDocument/2006/relationships" xmlns:o="urn:schemas-microsoft-com:office:office" xmlns:v="urn:schemas-microsoft-com:vml" xmlns:w10="urn:schemas-microsoft-com:office:word" xmlns:a="http://schemas.openxmlformats.org/drawingml/2006/main" xmlns:pic="http://schemas.openxmlformats.org/drawingml/2006/picture" xmlns:wp="http://schemas.openxmlformats.org/drawingml/2006/wordprocessingDrawing">
   <w:body>
-    <w:bookmarkStart w:id="35" w:name="X25c54cb3cc7483a94492ed2c32810e66191b358"/>
+    <w:bookmarkStart w:id="35" w:name="X56bc08c1dfbf6aec09079b86867f22989456d68"/>
     <w:p>
       <w:pPr>
         <w:pStyle w:val="Heading1"/>
       </w:pPr>
       <w:r>
-        <w:t xml:space="preserve">Federal AAN / ConMon Compliance Gap Roadmap</w:t>
+        <w:t xml:space="preserve">Federal OrgComp / ConMon Compliance Gap Roadmap</w:t>
       </w:r>
     </w:p>
     <w:p>
@@ -38,7 +38,7 @@
         <w:t xml:space="preserve"> </w:t>
       </w:r>
       <w:r>
-        <w:t xml:space="preserve">2026-07-18 10:02 ET</w:t>
+        <w:t xml:space="preserve">2026-07-27 09:38 ET</w:t>
       </w:r>
     </w:p>
     <w:p>
@@ -62,13 +62,13 @@
         <w:pStyle w:val="FirstParagraph"/>
       </w:pPr>
       <w:r>
-        <w:t xml:space="preserve">The Federal Application-Aware Networking (AAN) series (Parts 1–19, all delivered</w:t>
-      </w:r>
-      <w:r>
-        <w:t xml:space="preserve"> </w:t>
-      </w:r>
-      <w:r>
-        <w:t xml:space="preserve">as of July 5, 2026) provides the</w:t>
+        <w:t xml:space="preserve">The Federal Organization Compliance (OrgComp) series (formerly Application-Aware</w:t>
+      </w:r>
+      <w:r>
+        <w:t xml:space="preserve"> </w:t>
+      </w:r>
+      <w:r>
+        <w:t xml:space="preserve">Networking, AAN; Parts 1–19, all delivered as of July 5, 2026) provides the</w:t>
       </w:r>
       <w:r>
         <w:t xml:space="preserve"> </w:t>
@@ -484,7 +484,7 @@
         <w:rPr>
           <w:rStyle w:val="VerbatimChar"/>
         </w:rPr>
-        <w:t xml:space="preserve">AAN_CR26_Reconciliation.md</w:t>
+        <w:t xml:space="preserve">OrgComp_CR26_Reconciliation.md</w:t>
       </w:r>
       <w:r>
         <w:t xml:space="preserve">. It finds</w:t>
@@ -713,7 +713,7 @@
               <w:pStyle w:val="Compact"/>
             </w:pPr>
             <w:r>
-              <w:t xml:space="preserve">AAN coverage</w:t>
+              <w:t xml:space="preserve">OrgComp coverage</w:t>
             </w:r>
           </w:p>
         </w:tc>
@@ -2599,7 +2599,7 @@
         <w:t xml:space="preserve"> </w:t>
       </w:r>
       <w:r>
-        <w:t xml:space="preserve">verification), plus discussion changes across SA-4/5/8 and SI-2. The AAN</w:t>
+        <w:t xml:space="preserve">verification), plus discussion changes across SA-4/5/8 and SI-2. The OrgComp</w:t>
       </w:r>
       <w:r>
         <w:t xml:space="preserve"> </w:t>
@@ -4242,13 +4242,13 @@
       </w:r>
     </w:p>
     <w:bookmarkEnd w:id="16"/>
-    <w:bookmarkStart w:id="20" w:name="X762be83e485d434b56db2169ec89196cd552733"/>
+    <w:bookmarkStart w:id="20" w:name="Xd60b379927d8e5c0e3fc16a0f1c1fd2c6486aa6"/>
     <w:p>
       <w:pPr>
         <w:pStyle w:val="Heading2"/>
       </w:pPr>
       <w:r>
-        <w:t xml:space="preserve">AAN Series Control Closure (Parts 1–19, All Delivered)</w:t>
+        <w:t xml:space="preserve">OrgComp Series Control Closure (Parts 1–19, All Delivered)</w:t>
       </w:r>
     </w:p>
     <w:bookmarkStart w:id="17" w:name="parts-1-59-34-controls"/>
@@ -5156,7 +5156,7 @@
               <w:pStyle w:val="Compact"/>
             </w:pPr>
             <w:r>
-              <w:t xml:space="preserve">All 8 surface slots bound to AAN evidence</w:t>
+              <w:t xml:space="preserve">All 8 surface slots bound to OrgComp evidence</w:t>
             </w:r>
           </w:p>
         </w:tc>
@@ -5934,7 +5934,7 @@
         </w:numPr>
       </w:pPr>
       <w:r>
-        <w:t xml:space="preserve">Conformance Adapter surface slots 1–4 bound to AAN evidence</w:t>
+        <w:t xml:space="preserve">Conformance Adapter surface slots 1–4 bound to OrgComp evidence</w:t>
       </w:r>
     </w:p>
     <w:bookmarkEnd w:id="24"/>

--- a/docs/customer-documents/orgcomp-series/federal-orgcomp-conmon-gap-roadmap.docx
+++ b/docs/customer-documents/orgcomp-series/federal-orgcomp-conmon-gap-roadmap.docx
@@ -38,7 +38,7 @@
         <w:t xml:space="preserve"> </w:t>
       </w:r>
       <w:r>
-        <w:t xml:space="preserve">2026-07-27 09:38 ET</w:t>
+        <w:t xml:space="preserve">2026-07-27 10:06 ET</w:t>
       </w:r>
     </w:p>
     <w:p>
@@ -5110,184 +5110,68 @@
         <w:t xml:space="preserve">As of 2026-07-04 (post Part 18 / all 29 KSIs active):</w:t>
       </w:r>
     </w:p>
-    <w:tbl>
-      <w:tblPr>
-        <w:tblStyle w:val="Table"/>
-        <w:tblW w:type="pct" w:w="5000"/>
-        <w:tblLayout w:type="fixed"/>
-        <w:tblLook w:firstRow="1" w:lastRow="0" w:firstColumn="0" w:lastColumn="0" w:noHBand="0" w:noVBand="0" w:val="0020"/>
-      </w:tblPr>
-      <w:tblGrid>
-        <w:gridCol w:w="3696"/>
-        <w:gridCol w:w="4224"/>
-      </w:tblGrid>
-      <w:tr>
-        <w:trPr>
-          <w:tblHeader w:val="on"/>
-        </w:trPr>
-        <w:tc>
-          <w:tcPr/>
-          <w:p>
-            <w:pPr>
-              <w:pStyle w:val="Compact"/>
-            </w:pPr>
-            <w:r>
-              <w:t xml:space="preserve">Layer</w:t>
-            </w:r>
-          </w:p>
-        </w:tc>
-        <w:tc>
-          <w:tcPr/>
-          <w:p>
-            <w:pPr>
-              <w:pStyle w:val="Compact"/>
-            </w:pPr>
-            <w:r>
-              <w:t xml:space="preserve">Status</w:t>
-            </w:r>
-          </w:p>
-        </w:tc>
-      </w:tr>
-      <w:tr>
-        <w:tc>
-          <w:tcPr/>
-          <w:p>
-            <w:pPr>
-              <w:pStyle w:val="Compact"/>
-            </w:pPr>
-            <w:r>
-              <w:t xml:space="preserve">All 8 surface slots bound to OrgComp evidence</w:t>
-            </w:r>
-          </w:p>
-        </w:tc>
-        <w:tc>
-          <w:tcPr/>
-          <w:p>
-            <w:pPr>
-              <w:pStyle w:val="Compact"/>
-            </w:pPr>
-            <w:r>
-              <w:t xml:space="preserve">✓ complete</w:t>
-            </w:r>
-          </w:p>
-        </w:tc>
-      </w:tr>
-      <w:tr>
-        <w:tc>
-          <w:tcPr/>
-          <w:p>
-            <w:pPr>
-              <w:pStyle w:val="Compact"/>
-            </w:pPr>
-            <w:r>
-              <w:t xml:space="preserve">OSCAL Emitter: AP + AR + POAM bundle</w:t>
-            </w:r>
-          </w:p>
-        </w:tc>
-        <w:tc>
-          <w:tcPr/>
-          <w:p>
-            <w:pPr>
-              <w:pStyle w:val="Compact"/>
-            </w:pPr>
-            <w:r>
-              <w:t xml:space="preserve">✓ complete (</w:t>
-            </w:r>
-            <w:r>
-              <w:rPr>
-                <w:rStyle w:val="VerbatimChar"/>
-              </w:rPr>
-              <w:t xml:space="preserve">&lt;engine&gt; oscal bundle</w:t>
-            </w:r>
-            <w:r>
-              <w:t xml:space="preserve">)</w:t>
-            </w:r>
-          </w:p>
-        </w:tc>
-      </w:tr>
-      <w:tr>
-        <w:tc>
-          <w:tcPr/>
-          <w:p>
-            <w:pPr>
-              <w:pStyle w:val="Compact"/>
-            </w:pPr>
-            <w:r>
-              <w:t xml:space="preserve">KSI mapping (KSI-001..029)</w:t>
-            </w:r>
-          </w:p>
-        </w:tc>
-        <w:tc>
-          <w:tcPr/>
-          <w:p>
-            <w:pPr>
-              <w:pStyle w:val="Compact"/>
-            </w:pPr>
-            <w:r>
-              <w:t xml:space="preserve">✓ complete</w:t>
-            </w:r>
-          </w:p>
-        </w:tc>
-      </w:tr>
-      <w:tr>
-        <w:tc>
-          <w:tcPr/>
-          <w:p>
-            <w:pPr>
-              <w:pStyle w:val="Compact"/>
-            </w:pPr>
-            <w:r>
-              <w:t xml:space="preserve">Evaluation engine wired for active rules</w:t>
-            </w:r>
-          </w:p>
-        </w:tc>
-        <w:tc>
-          <w:tcPr/>
-          <w:p>
-            <w:pPr>
-              <w:pStyle w:val="Compact"/>
-            </w:pPr>
-            <w:r>
-              <w:t xml:space="preserve">✓ all 29 KSI rules active (0 scaffold)</w:t>
-            </w:r>
-          </w:p>
-        </w:tc>
-      </w:tr>
-      <w:tr>
-        <w:tc>
-          <w:tcPr/>
-          <w:p>
-            <w:pPr>
-              <w:pStyle w:val="Compact"/>
-            </w:pPr>
-            <w:r>
-              <w:t xml:space="preserve">Remaining scaffolds</w:t>
-            </w:r>
-          </w:p>
-        </w:tc>
-        <w:tc>
-          <w:tcPr/>
-          <w:p>
-            <w:pPr>
-              <w:pStyle w:val="Compact"/>
-            </w:pPr>
-            <w:r>
-              <w:rPr>
-                <w:b/>
-                <w:bCs/>
-              </w:rPr>
-              <w:t xml:space="preserve">None</w:t>
-            </w:r>
-            <w:r>
-              <w:t xml:space="preserve"> </w:t>
-            </w:r>
-            <w:r>
-              <w:t xml:space="preserve">— KSI-022 was the last scaffold (closed July 4, 2026)</w:t>
-            </w:r>
-          </w:p>
-        </w:tc>
-      </w:tr>
-    </w:tbl>
+    <w:p>
+      <w:pPr>
+        <w:pStyle w:val="BodyText"/>
+      </w:pPr>
+      <w:r>
+        <w:t xml:space="preserve">The maturity-graded status of the adapter and the OSCAL bundle — Authored /</w:t>
+      </w:r>
+      <w:r>
+        <w:t xml:space="preserve"> </w:t>
+      </w:r>
+      <w:r>
+        <w:t xml:space="preserve">Ref-impl / Deployed / Assessed, with the CR26-pending and independent-SCA</w:t>
+      </w:r>
+      <w:r>
+        <w:t xml:space="preserve"> </w:t>
+      </w:r>
+      <w:r>
+        <w:t xml:space="preserve">caveat every component carries — is maintained as the single current copy in</w:t>
+      </w:r>
+      <w:r>
+        <w:t xml:space="preserve"> </w:t>
+      </w:r>
+      <w:r>
+        <w:rPr>
+          <w:rStyle w:val="VerbatimChar"/>
+        </w:rPr>
+        <w:t xml:space="preserve">Vol_0_Book_00_OrgComp_Executive_Summary.qmd</w:t>
+      </w:r>
+      <w:r>
+        <w:t xml:space="preserve">, section</w:t>
+      </w:r>
+      <w:r>
+        <w:t xml:space="preserve"> </w:t>
+      </w:r>
+      <w:r>
+        <w:t xml:space="preserve">“Conformance Adapter</w:t>
+      </w:r>
+      <w:r>
+        <w:t xml:space="preserve"> </w:t>
+      </w:r>
+      <w:r>
+        <w:t xml:space="preserve">and OSCAL Emitter Framework.”</w:t>
+      </w:r>
+      <w:r>
+        <w:t xml:space="preserve"> </w:t>
+      </w:r>
+      <w:r>
+        <w:t xml:space="preserve">This roadmap does not duplicate that table; the</w:t>
+      </w:r>
+      <w:r>
+        <w:t xml:space="preserve"> </w:t>
+      </w:r>
+      <w:r>
+        <w:t xml:space="preserve">Part-level detail below (which series Part binds which evidence slot, and the</w:t>
+      </w:r>
+      <w:r>
+        <w:t xml:space="preserve"> </w:t>
+      </w:r>
+      <w:r>
+        <w:t xml:space="preserve">internal-rule-set activation status) is this document’s own contribution.</w:t>
+      </w:r>
+    </w:p>
     <w:bookmarkStart w:id="21" w:name="slot-bindings-all-8-slots"/>
     <w:p>
       <w:pPr>
@@ -6802,174 +6686,86 @@
         <w:t xml:space="preserve">Technology Recommendations by Gap</w:t>
       </w:r>
     </w:p>
-    <w:tbl>
-      <w:tblPr>
-        <w:tblStyle w:val="Table"/>
-        <w:tblW w:type="pct" w:w="5000"/>
-        <w:tblLayout w:type="fixed"/>
-        <w:tblLook w:firstRow="1" w:lastRow="0" w:firstColumn="0" w:lastColumn="0" w:noHBand="0" w:noVBand="0" w:val="0020"/>
-      </w:tblPr>
-      <w:tblGrid>
-        <w:gridCol w:w="1800"/>
-        <w:gridCol w:w="6120"/>
-      </w:tblGrid>
-      <w:tr>
-        <w:trPr>
-          <w:tblHeader w:val="on"/>
-        </w:trPr>
-        <w:tc>
-          <w:tcPr/>
-          <w:p>
-            <w:pPr>
-              <w:pStyle w:val="Compact"/>
-            </w:pPr>
-            <w:r>
-              <w:t xml:space="preserve">Gap Area</w:t>
-            </w:r>
-          </w:p>
-        </w:tc>
-        <w:tc>
-          <w:tcPr/>
-          <w:p>
-            <w:pPr>
-              <w:pStyle w:val="Compact"/>
-            </w:pPr>
-            <w:r>
-              <w:t xml:space="preserve">Recommended Technology / Approach</w:t>
-            </w:r>
-          </w:p>
-        </w:tc>
-      </w:tr>
-      <w:tr>
-        <w:tc>
-          <w:tcPr/>
-          <w:p>
-            <w:pPr>
-              <w:pStyle w:val="Compact"/>
-            </w:pPr>
-            <w:r>
-              <w:t xml:space="preserve">SBOM generation</w:t>
-            </w:r>
-          </w:p>
-        </w:tc>
-        <w:tc>
-          <w:tcPr/>
-          <w:p>
-            <w:pPr>
-              <w:pStyle w:val="Compact"/>
-            </w:pPr>
-            <w:r>
-              <w:t xml:space="preserve">Syft (Anchore) or Trivy — integrated into CI/CD pipeline</w:t>
-            </w:r>
-          </w:p>
-        </w:tc>
-      </w:tr>
-      <w:tr>
-        <w:tc>
-          <w:tcPr/>
-          <w:p>
-            <w:pPr>
-              <w:pStyle w:val="Compact"/>
-            </w:pPr>
-            <w:r>
-              <w:t xml:space="preserve">VDR format</w:t>
-            </w:r>
-          </w:p>
-        </w:tc>
-        <w:tc>
-          <w:tcPr/>
-          <w:p>
-            <w:pPr>
-              <w:pStyle w:val="Compact"/>
-            </w:pPr>
-            <w:r>
-              <w:t xml:space="preserve">CycloneDX 1.6 (XML or JSON) — CISA-preferred</w:t>
-            </w:r>
-          </w:p>
-        </w:tc>
-      </w:tr>
-      <w:tr>
-        <w:tc>
-          <w:tcPr/>
-          <w:p>
-            <w:pPr>
-              <w:pStyle w:val="Compact"/>
-            </w:pPr>
-            <w:r>
-              <w:t xml:space="preserve">VER submission</w:t>
-            </w:r>
-          </w:p>
-        </w:tc>
-        <w:tc>
-          <w:tcPr/>
-          <w:p>
-            <w:pPr>
-              <w:pStyle w:val="Compact"/>
-            </w:pPr>
-            <w:r>
-              <w:t xml:space="preserve">CISA VEX Portal or email per BOD 26-04 guidance</w:t>
-            </w:r>
-          </w:p>
-        </w:tc>
-      </w:tr>
-      <w:tr>
-        <w:tc>
-          <w:tcPr/>
-          <w:p>
-            <w:pPr>
-              <w:pStyle w:val="Compact"/>
-            </w:pPr>
-            <w:r>
-              <w:t xml:space="preserve">AT-4 evidence export</w:t>
-            </w:r>
-          </w:p>
-        </w:tc>
-        <w:tc>
-          <w:tcPr/>
-          <w:p>
-            <w:pPr>
-              <w:pStyle w:val="Compact"/>
-            </w:pPr>
-            <w:r>
-              <w:t xml:space="preserve">Microsoft Viva Learning Graph API → training-effectiveness-record JSON</w:t>
-            </w:r>
-          </w:p>
-        </w:tc>
-      </w:tr>
-      <w:tr>
-        <w:tc>
-          <w:tcPr/>
-          <w:p>
-            <w:pPr>
-              <w:pStyle w:val="Compact"/>
-            </w:pPr>
-            <w:r>
-              <w:t xml:space="preserve">OSCAL AP/AR/POAM</w:t>
-            </w:r>
-          </w:p>
-        </w:tc>
-        <w:tc>
-          <w:tcPr/>
-          <w:p>
-            <w:pPr>
-              <w:pStyle w:val="Compact"/>
-            </w:pPr>
-            <w:r>
-              <w:rPr>
-                <w:rStyle w:val="VerbatimChar"/>
-              </w:rPr>
-              <w:t xml:space="preserve">&lt;engine&gt; oscal bundle</w:t>
-            </w:r>
-            <w:r>
-              <w:t xml:space="preserve"> </w:t>
-            </w:r>
-            <w:r>
-              <w:t xml:space="preserve">— complete AP+AR+POAM via Python emitter</w:t>
-            </w:r>
-          </w:p>
-        </w:tc>
-      </w:tr>
-    </w:tbl>
+    <w:p>
+      <w:pPr>
+        <w:pStyle w:val="FirstParagraph"/>
+      </w:pPr>
+      <w:r>
+        <w:t xml:space="preserve">The per-gap technology table (SBOM generation, VDR format, VER submission,</w:t>
+      </w:r>
+      <w:r>
+        <w:t xml:space="preserve"> </w:t>
+      </w:r>
+      <w:r>
+        <w:t xml:space="preserve">OSCAL AP/AR, plus the PII-mapping and PM-metrics rows added since) is</w:t>
+      </w:r>
+      <w:r>
+        <w:t xml:space="preserve"> </w:t>
+      </w:r>
+      <w:r>
+        <w:t xml:space="preserve">maintained as the single current copy in</w:t>
+      </w:r>
+      <w:r>
+        <w:t xml:space="preserve"> </w:t>
+      </w:r>
+      <w:r>
+        <w:rPr>
+          <w:rStyle w:val="VerbatimChar"/>
+        </w:rPr>
+        <w:t xml:space="preserve">Vol_0_Book_00_OrgComp_Executive_Summary.qmd</w:t>
+      </w:r>
+      <w:r>
+        <w:t xml:space="preserve">, section</w:t>
+      </w:r>
+      <w:r>
+        <w:t xml:space="preserve"> </w:t>
+      </w:r>
+      <w:r>
+        <w:t xml:space="preserve">“Technology</w:t>
+      </w:r>
+      <w:r>
+        <w:t xml:space="preserve"> </w:t>
+      </w:r>
+      <w:r>
+        <w:t xml:space="preserve">Recommendations by Gap.”</w:t>
+      </w:r>
+      <w:r>
+        <w:t xml:space="preserve"> </w:t>
+      </w:r>
+      <w:r>
+        <w:t xml:space="preserve">The AT-4 evidence-export path it omits is documented</w:t>
+      </w:r>
+      <w:r>
+        <w:t xml:space="preserve"> </w:t>
+      </w:r>
+      <w:r>
+        <w:t xml:space="preserve">in full in</w:t>
+      </w:r>
+      <w:r>
+        <w:t xml:space="preserve"> </w:t>
+      </w:r>
+      <w:r>
+        <w:rPr>
+          <w:rStyle w:val="VerbatimChar"/>
+        </w:rPr>
+        <w:t xml:space="preserve">Vol_IV_Book_06_OrgComp_Authorization_Package_ConMon.qmd</w:t>
+      </w:r>
+      <w:r>
+        <w:t xml:space="preserve">, section</w:t>
+      </w:r>
+      <w:r>
+        <w:t xml:space="preserve"> </w:t>
+      </w:r>
+      <w:r>
+        <w:t xml:space="preserve">5.3,</w:t>
+      </w:r>
+      <w:r>
+        <w:t xml:space="preserve"> </w:t>
+      </w:r>
+      <w:r>
+        <w:t xml:space="preserve">“AT-4 Evidence Contract Currency.”</w:t>
+      </w:r>
+    </w:p>
     <w:p>
       <w:r>
         <w:pict>

--- a/docs/customer-documents/orgcomp-series/federal-orgcomp-conmon-gap-roadmap.docx
+++ b/docs/customer-documents/orgcomp-series/federal-orgcomp-conmon-gap-roadmap.docx
@@ -2,13 +2,13 @@
 <file path=word/document.xml><?xml version="1.0" encoding="utf-8"?>
 <w:document xmlns:w="http://schemas.openxmlformats.org/wordprocessingml/2006/main" xmlns:m="http://schemas.openxmlformats.org/officeDocument/2006/math" xmlns:r="http://schemas.openxmlformats.org/officeDocument/2006/relationships" xmlns:o="urn:schemas-microsoft-com:office:office" xmlns:v="urn:schemas-microsoft-com:vml" xmlns:w10="urn:schemas-microsoft-com:office:word" xmlns:a="http://schemas.openxmlformats.org/drawingml/2006/main" xmlns:pic="http://schemas.openxmlformats.org/drawingml/2006/picture" xmlns:wp="http://schemas.openxmlformats.org/drawingml/2006/wordprocessingDrawing">
   <w:body>
-    <w:bookmarkStart w:id="35" w:name="X25c54cb3cc7483a94492ed2c32810e66191b358"/>
+    <w:bookmarkStart w:id="35" w:name="X56bc08c1dfbf6aec09079b86867f22989456d68"/>
     <w:p>
       <w:pPr>
         <w:pStyle w:val="Heading1"/>
       </w:pPr>
       <w:r>
-        <w:t xml:space="preserve">Federal AAN / ConMon Compliance Gap Roadmap</w:t>
+        <w:t xml:space="preserve">Federal OrgComp / ConMon Compliance Gap Roadmap</w:t>
       </w:r>
     </w:p>
     <w:p>
@@ -38,7 +38,7 @@
         <w:t xml:space="preserve"> </w:t>
       </w:r>
       <w:r>
-        <w:t xml:space="preserve">2026-07-18 10:02 ET</w:t>
+        <w:t xml:space="preserve">2026-07-27 10:06 ET</w:t>
       </w:r>
     </w:p>
     <w:p>
@@ -62,13 +62,13 @@
         <w:pStyle w:val="FirstParagraph"/>
       </w:pPr>
       <w:r>
-        <w:t xml:space="preserve">The Federal Application-Aware Networking (AAN) series (Parts 1–19, all delivered</w:t>
-      </w:r>
-      <w:r>
-        <w:t xml:space="preserve"> </w:t>
-      </w:r>
-      <w:r>
-        <w:t xml:space="preserve">as of July 5, 2026) provides the</w:t>
+        <w:t xml:space="preserve">The Federal Organization Compliance (OrgComp) series (formerly Application-Aware</w:t>
+      </w:r>
+      <w:r>
+        <w:t xml:space="preserve"> </w:t>
+      </w:r>
+      <w:r>
+        <w:t xml:space="preserve">Networking, AAN; Parts 1–19, all delivered as of July 5, 2026) provides the</w:t>
       </w:r>
       <w:r>
         <w:t xml:space="preserve"> </w:t>
@@ -484,7 +484,7 @@
         <w:rPr>
           <w:rStyle w:val="VerbatimChar"/>
         </w:rPr>
-        <w:t xml:space="preserve">AAN_CR26_Reconciliation.md</w:t>
+        <w:t xml:space="preserve">OrgComp_CR26_Reconciliation.md</w:t>
       </w:r>
       <w:r>
         <w:t xml:space="preserve">. It finds</w:t>
@@ -713,7 +713,7 @@
               <w:pStyle w:val="Compact"/>
             </w:pPr>
             <w:r>
-              <w:t xml:space="preserve">AAN coverage</w:t>
+              <w:t xml:space="preserve">OrgComp coverage</w:t>
             </w:r>
           </w:p>
         </w:tc>
@@ -2599,7 +2599,7 @@
         <w:t xml:space="preserve"> </w:t>
       </w:r>
       <w:r>
-        <w:t xml:space="preserve">verification), plus discussion changes across SA-4/5/8 and SI-2. The AAN</w:t>
+        <w:t xml:space="preserve">verification), plus discussion changes across SA-4/5/8 and SI-2. The OrgComp</w:t>
       </w:r>
       <w:r>
         <w:t xml:space="preserve"> </w:t>
@@ -4242,13 +4242,13 @@
       </w:r>
     </w:p>
     <w:bookmarkEnd w:id="16"/>
-    <w:bookmarkStart w:id="20" w:name="X762be83e485d434b56db2169ec89196cd552733"/>
+    <w:bookmarkStart w:id="20" w:name="Xd60b379927d8e5c0e3fc16a0f1c1fd2c6486aa6"/>
     <w:p>
       <w:pPr>
         <w:pStyle w:val="Heading2"/>
       </w:pPr>
       <w:r>
-        <w:t xml:space="preserve">AAN Series Control Closure (Parts 1–19, All Delivered)</w:t>
+        <w:t xml:space="preserve">OrgComp Series Control Closure (Parts 1–19, All Delivered)</w:t>
       </w:r>
     </w:p>
     <w:bookmarkStart w:id="17" w:name="parts-1-59-34-controls"/>
@@ -5110,184 +5110,68 @@
         <w:t xml:space="preserve">As of 2026-07-04 (post Part 18 / all 29 KSIs active):</w:t>
       </w:r>
     </w:p>
-    <w:tbl>
-      <w:tblPr>
-        <w:tblStyle w:val="Table"/>
-        <w:tblW w:type="pct" w:w="5000"/>
-        <w:tblLayout w:type="fixed"/>
-        <w:tblLook w:firstRow="1" w:lastRow="0" w:firstColumn="0" w:lastColumn="0" w:noHBand="0" w:noVBand="0" w:val="0020"/>
-      </w:tblPr>
-      <w:tblGrid>
-        <w:gridCol w:w="3696"/>
-        <w:gridCol w:w="4224"/>
-      </w:tblGrid>
-      <w:tr>
-        <w:trPr>
-          <w:tblHeader w:val="on"/>
-        </w:trPr>
-        <w:tc>
-          <w:tcPr/>
-          <w:p>
-            <w:pPr>
-              <w:pStyle w:val="Compact"/>
-            </w:pPr>
-            <w:r>
-              <w:t xml:space="preserve">Layer</w:t>
-            </w:r>
-          </w:p>
-        </w:tc>
-        <w:tc>
-          <w:tcPr/>
-          <w:p>
-            <w:pPr>
-              <w:pStyle w:val="Compact"/>
-            </w:pPr>
-            <w:r>
-              <w:t xml:space="preserve">Status</w:t>
-            </w:r>
-          </w:p>
-        </w:tc>
-      </w:tr>
-      <w:tr>
-        <w:tc>
-          <w:tcPr/>
-          <w:p>
-            <w:pPr>
-              <w:pStyle w:val="Compact"/>
-            </w:pPr>
-            <w:r>
-              <w:t xml:space="preserve">All 8 surface slots bound to AAN evidence</w:t>
-            </w:r>
-          </w:p>
-        </w:tc>
-        <w:tc>
-          <w:tcPr/>
-          <w:p>
-            <w:pPr>
-              <w:pStyle w:val="Compact"/>
-            </w:pPr>
-            <w:r>
-              <w:t xml:space="preserve">✓ complete</w:t>
-            </w:r>
-          </w:p>
-        </w:tc>
-      </w:tr>
-      <w:tr>
-        <w:tc>
-          <w:tcPr/>
-          <w:p>
-            <w:pPr>
-              <w:pStyle w:val="Compact"/>
-            </w:pPr>
-            <w:r>
-              <w:t xml:space="preserve">OSCAL Emitter: AP + AR + POAM bundle</w:t>
-            </w:r>
-          </w:p>
-        </w:tc>
-        <w:tc>
-          <w:tcPr/>
-          <w:p>
-            <w:pPr>
-              <w:pStyle w:val="Compact"/>
-            </w:pPr>
-            <w:r>
-              <w:t xml:space="preserve">✓ complete (</w:t>
-            </w:r>
-            <w:r>
-              <w:rPr>
-                <w:rStyle w:val="VerbatimChar"/>
-              </w:rPr>
-              <w:t xml:space="preserve">&lt;engine&gt; oscal bundle</w:t>
-            </w:r>
-            <w:r>
-              <w:t xml:space="preserve">)</w:t>
-            </w:r>
-          </w:p>
-        </w:tc>
-      </w:tr>
-      <w:tr>
-        <w:tc>
-          <w:tcPr/>
-          <w:p>
-            <w:pPr>
-              <w:pStyle w:val="Compact"/>
-            </w:pPr>
-            <w:r>
-              <w:t xml:space="preserve">KSI mapping (KSI-001..029)</w:t>
-            </w:r>
-          </w:p>
-        </w:tc>
-        <w:tc>
-          <w:tcPr/>
-          <w:p>
-            <w:pPr>
-              <w:pStyle w:val="Compact"/>
-            </w:pPr>
-            <w:r>
-              <w:t xml:space="preserve">✓ complete</w:t>
-            </w:r>
-          </w:p>
-        </w:tc>
-      </w:tr>
-      <w:tr>
-        <w:tc>
-          <w:tcPr/>
-          <w:p>
-            <w:pPr>
-              <w:pStyle w:val="Compact"/>
-            </w:pPr>
-            <w:r>
-              <w:t xml:space="preserve">Evaluation engine wired for active rules</w:t>
-            </w:r>
-          </w:p>
-        </w:tc>
-        <w:tc>
-          <w:tcPr/>
-          <w:p>
-            <w:pPr>
-              <w:pStyle w:val="Compact"/>
-            </w:pPr>
-            <w:r>
-              <w:t xml:space="preserve">✓ all 29 KSI rules active (0 scaffold)</w:t>
-            </w:r>
-          </w:p>
-        </w:tc>
-      </w:tr>
-      <w:tr>
-        <w:tc>
-          <w:tcPr/>
-          <w:p>
-            <w:pPr>
-              <w:pStyle w:val="Compact"/>
-            </w:pPr>
-            <w:r>
-              <w:t xml:space="preserve">Remaining scaffolds</w:t>
-            </w:r>
-          </w:p>
-        </w:tc>
-        <w:tc>
-          <w:tcPr/>
-          <w:p>
-            <w:pPr>
-              <w:pStyle w:val="Compact"/>
-            </w:pPr>
-            <w:r>
-              <w:rPr>
-                <w:b/>
-                <w:bCs/>
-              </w:rPr>
-              <w:t xml:space="preserve">None</w:t>
-            </w:r>
-            <w:r>
-              <w:t xml:space="preserve"> </w:t>
-            </w:r>
-            <w:r>
-              <w:t xml:space="preserve">— KSI-022 was the last scaffold (closed July 4, 2026)</w:t>
-            </w:r>
-          </w:p>
-        </w:tc>
-      </w:tr>
-    </w:tbl>
+    <w:p>
+      <w:pPr>
+        <w:pStyle w:val="BodyText"/>
+      </w:pPr>
+      <w:r>
+        <w:t xml:space="preserve">The maturity-graded status of the adapter and the OSCAL bundle — Authored /</w:t>
+      </w:r>
+      <w:r>
+        <w:t xml:space="preserve"> </w:t>
+      </w:r>
+      <w:r>
+        <w:t xml:space="preserve">Ref-impl / Deployed / Assessed, with the CR26-pending and independent-SCA</w:t>
+      </w:r>
+      <w:r>
+        <w:t xml:space="preserve"> </w:t>
+      </w:r>
+      <w:r>
+        <w:t xml:space="preserve">caveat every component carries — is maintained as the single current copy in</w:t>
+      </w:r>
+      <w:r>
+        <w:t xml:space="preserve"> </w:t>
+      </w:r>
+      <w:r>
+        <w:rPr>
+          <w:rStyle w:val="VerbatimChar"/>
+        </w:rPr>
+        <w:t xml:space="preserve">Vol_0_Book_00_OrgComp_Executive_Summary.qmd</w:t>
+      </w:r>
+      <w:r>
+        <w:t xml:space="preserve">, section</w:t>
+      </w:r>
+      <w:r>
+        <w:t xml:space="preserve"> </w:t>
+      </w:r>
+      <w:r>
+        <w:t xml:space="preserve">“Conformance Adapter</w:t>
+      </w:r>
+      <w:r>
+        <w:t xml:space="preserve"> </w:t>
+      </w:r>
+      <w:r>
+        <w:t xml:space="preserve">and OSCAL Emitter Framework.”</w:t>
+      </w:r>
+      <w:r>
+        <w:t xml:space="preserve"> </w:t>
+      </w:r>
+      <w:r>
+        <w:t xml:space="preserve">This roadmap does not duplicate that table; the</w:t>
+      </w:r>
+      <w:r>
+        <w:t xml:space="preserve"> </w:t>
+      </w:r>
+      <w:r>
+        <w:t xml:space="preserve">Part-level detail below (which series Part binds which evidence slot, and the</w:t>
+      </w:r>
+      <w:r>
+        <w:t xml:space="preserve"> </w:t>
+      </w:r>
+      <w:r>
+        <w:t xml:space="preserve">internal-rule-set activation status) is this document’s own contribution.</w:t>
+      </w:r>
+    </w:p>
     <w:bookmarkStart w:id="21" w:name="slot-bindings-all-8-slots"/>
     <w:p>
       <w:pPr>
@@ -5934,7 +5818,7 @@
         </w:numPr>
       </w:pPr>
       <w:r>
-        <w:t xml:space="preserve">Conformance Adapter surface slots 1–4 bound to AAN evidence</w:t>
+        <w:t xml:space="preserve">Conformance Adapter surface slots 1–4 bound to OrgComp evidence</w:t>
       </w:r>
     </w:p>
     <w:bookmarkEnd w:id="24"/>
@@ -6802,174 +6686,86 @@
         <w:t xml:space="preserve">Technology Recommendations by Gap</w:t>
       </w:r>
     </w:p>
-    <w:tbl>
-      <w:tblPr>
-        <w:tblStyle w:val="Table"/>
-        <w:tblW w:type="pct" w:w="5000"/>
-        <w:tblLayout w:type="fixed"/>
-        <w:tblLook w:firstRow="1" w:lastRow="0" w:firstColumn="0" w:lastColumn="0" w:noHBand="0" w:noVBand="0" w:val="0020"/>
-      </w:tblPr>
-      <w:tblGrid>
-        <w:gridCol w:w="1800"/>
-        <w:gridCol w:w="6120"/>
-      </w:tblGrid>
-      <w:tr>
-        <w:trPr>
-          <w:tblHeader w:val="on"/>
-        </w:trPr>
-        <w:tc>
-          <w:tcPr/>
-          <w:p>
-            <w:pPr>
-              <w:pStyle w:val="Compact"/>
-            </w:pPr>
-            <w:r>
-              <w:t xml:space="preserve">Gap Area</w:t>
-            </w:r>
-          </w:p>
-        </w:tc>
-        <w:tc>
-          <w:tcPr/>
-          <w:p>
-            <w:pPr>
-              <w:pStyle w:val="Compact"/>
-            </w:pPr>
-            <w:r>
-              <w:t xml:space="preserve">Recommended Technology / Approach</w:t>
-            </w:r>
-          </w:p>
-        </w:tc>
-      </w:tr>
-      <w:tr>
-        <w:tc>
-          <w:tcPr/>
-          <w:p>
-            <w:pPr>
-              <w:pStyle w:val="Compact"/>
-            </w:pPr>
-            <w:r>
-              <w:t xml:space="preserve">SBOM generation</w:t>
-            </w:r>
-          </w:p>
-        </w:tc>
-        <w:tc>
-          <w:tcPr/>
-          <w:p>
-            <w:pPr>
-              <w:pStyle w:val="Compact"/>
-            </w:pPr>
-            <w:r>
-              <w:t xml:space="preserve">Syft (Anchore) or Trivy — integrated into CI/CD pipeline</w:t>
-            </w:r>
-          </w:p>
-        </w:tc>
-      </w:tr>
-      <w:tr>
-        <w:tc>
-          <w:tcPr/>
-          <w:p>
-            <w:pPr>
-              <w:pStyle w:val="Compact"/>
-            </w:pPr>
-            <w:r>
-              <w:t xml:space="preserve">VDR format</w:t>
-            </w:r>
-          </w:p>
-        </w:tc>
-        <w:tc>
-          <w:tcPr/>
-          <w:p>
-            <w:pPr>
-              <w:pStyle w:val="Compact"/>
-            </w:pPr>
-            <w:r>
-              <w:t xml:space="preserve">CycloneDX 1.6 (XML or JSON) — CISA-preferred</w:t>
-            </w:r>
-          </w:p>
-        </w:tc>
-      </w:tr>
-      <w:tr>
-        <w:tc>
-          <w:tcPr/>
-          <w:p>
-            <w:pPr>
-              <w:pStyle w:val="Compact"/>
-            </w:pPr>
-            <w:r>
-              <w:t xml:space="preserve">VER submission</w:t>
-            </w:r>
-          </w:p>
-        </w:tc>
-        <w:tc>
-          <w:tcPr/>
-          <w:p>
-            <w:pPr>
-              <w:pStyle w:val="Compact"/>
-            </w:pPr>
-            <w:r>
-              <w:t xml:space="preserve">CISA VEX Portal or email per BOD 26-04 guidance</w:t>
-            </w:r>
-          </w:p>
-        </w:tc>
-      </w:tr>
-      <w:tr>
-        <w:tc>
-          <w:tcPr/>
-          <w:p>
-            <w:pPr>
-              <w:pStyle w:val="Compact"/>
-            </w:pPr>
-            <w:r>
-              <w:t xml:space="preserve">AT-4 evidence export</w:t>
-            </w:r>
-          </w:p>
-        </w:tc>
-        <w:tc>
-          <w:tcPr/>
-          <w:p>
-            <w:pPr>
-              <w:pStyle w:val="Compact"/>
-            </w:pPr>
-            <w:r>
-              <w:t xml:space="preserve">Microsoft Viva Learning Graph API → training-effectiveness-record JSON</w:t>
-            </w:r>
-          </w:p>
-        </w:tc>
-      </w:tr>
-      <w:tr>
-        <w:tc>
-          <w:tcPr/>
-          <w:p>
-            <w:pPr>
-              <w:pStyle w:val="Compact"/>
-            </w:pPr>
-            <w:r>
-              <w:t xml:space="preserve">OSCAL AP/AR/POAM</w:t>
-            </w:r>
-          </w:p>
-        </w:tc>
-        <w:tc>
-          <w:tcPr/>
-          <w:p>
-            <w:pPr>
-              <w:pStyle w:val="Compact"/>
-            </w:pPr>
-            <w:r>
-              <w:rPr>
-                <w:rStyle w:val="VerbatimChar"/>
-              </w:rPr>
-              <w:t xml:space="preserve">&lt;engine&gt; oscal bundle</w:t>
-            </w:r>
-            <w:r>
-              <w:t xml:space="preserve"> </w:t>
-            </w:r>
-            <w:r>
-              <w:t xml:space="preserve">— complete AP+AR+POAM via Python emitter</w:t>
-            </w:r>
-          </w:p>
-        </w:tc>
-      </w:tr>
-    </w:tbl>
+    <w:p>
+      <w:pPr>
+        <w:pStyle w:val="FirstParagraph"/>
+      </w:pPr>
+      <w:r>
+        <w:t xml:space="preserve">The per-gap technology table (SBOM generation, VDR format, VER submission,</w:t>
+      </w:r>
+      <w:r>
+        <w:t xml:space="preserve"> </w:t>
+      </w:r>
+      <w:r>
+        <w:t xml:space="preserve">OSCAL AP/AR, plus the PII-mapping and PM-metrics rows added since) is</w:t>
+      </w:r>
+      <w:r>
+        <w:t xml:space="preserve"> </w:t>
+      </w:r>
+      <w:r>
+        <w:t xml:space="preserve">maintained as the single current copy in</w:t>
+      </w:r>
+      <w:r>
+        <w:t xml:space="preserve"> </w:t>
+      </w:r>
+      <w:r>
+        <w:rPr>
+          <w:rStyle w:val="VerbatimChar"/>
+        </w:rPr>
+        <w:t xml:space="preserve">Vol_0_Book_00_OrgComp_Executive_Summary.qmd</w:t>
+      </w:r>
+      <w:r>
+        <w:t xml:space="preserve">, section</w:t>
+      </w:r>
+      <w:r>
+        <w:t xml:space="preserve"> </w:t>
+      </w:r>
+      <w:r>
+        <w:t xml:space="preserve">“Technology</w:t>
+      </w:r>
+      <w:r>
+        <w:t xml:space="preserve"> </w:t>
+      </w:r>
+      <w:r>
+        <w:t xml:space="preserve">Recommendations by Gap.”</w:t>
+      </w:r>
+      <w:r>
+        <w:t xml:space="preserve"> </w:t>
+      </w:r>
+      <w:r>
+        <w:t xml:space="preserve">The AT-4 evidence-export path it omits is documented</w:t>
+      </w:r>
+      <w:r>
+        <w:t xml:space="preserve"> </w:t>
+      </w:r>
+      <w:r>
+        <w:t xml:space="preserve">in full in</w:t>
+      </w:r>
+      <w:r>
+        <w:t xml:space="preserve"> </w:t>
+      </w:r>
+      <w:r>
+        <w:rPr>
+          <w:rStyle w:val="VerbatimChar"/>
+        </w:rPr>
+        <w:t xml:space="preserve">Vol_IV_Book_06_OrgComp_Authorization_Package_ConMon.qmd</w:t>
+      </w:r>
+      <w:r>
+        <w:t xml:space="preserve">, section</w:t>
+      </w:r>
+      <w:r>
+        <w:t xml:space="preserve"> </w:t>
+      </w:r>
+      <w:r>
+        <w:t xml:space="preserve">5.3,</w:t>
+      </w:r>
+      <w:r>
+        <w:t xml:space="preserve"> </w:t>
+      </w:r>
+      <w:r>
+        <w:t xml:space="preserve">“AT-4 Evidence Contract Currency.”</w:t>
+      </w:r>
+    </w:p>
     <w:p>
       <w:r>
         <w:pict>
